--- a/spa/docx/45.content.docx
+++ b/spa/docx/45.content.docx
@@ -600,35 +600,30 @@
         </w:rPr>
         <w:t xml:space="preserve"> antes indica que lo que sigue de alguna manera contradice lo que se dijo anteriormente. Aquí, Pablo está usando una cita de un libro del Antiguo Testamento (</w:t>
       </w:r>
-      <w:hyperlink r:id="rId13">
-        <w:r>
-          <w:rPr>
-            <w:lang w:val="es_ES" w:bidi="es_ES"/>
-          </w:rPr>
-          <w:rPr>
-            <w:color w:val="0000EE"/>
-            <w:u w:val="single"/>
-          </w:rPr>
-          <w:t>Génesis</w:t>
-        </w:r>
-      </w:hyperlink>
-      <w:hyperlink r:id="rId13">
-        <w:r>
-          <w:rPr>
-            <w:lang w:val="es_ES" w:bidi="es_ES"/>
-          </w:rPr>
-          <w:rPr>
-            <w:color w:val="0000EE"/>
-            <w:u w:val="single"/>
-          </w:rPr>
-          <w:t xml:space="preserve"> </w:t>
-        </w:r>
-      </w:hyperlink>
-      <w:r>
-        <w:rPr>
-          <w:lang w:val="es_ES" w:bidi="es_ES"/>
-        </w:rPr>
-        <w:t>21:12). Si fuera útil en tu idioma, podrías usar una frase comparable que indique que Pablo está citando un texto importante. Traducción alternativa: “Pero Dios dice en las Escrituras,”</w:t>
+      <w:r>
+        <w:rPr>
+          <w:lang w:val="es_ES" w:bidi="es_ES"/>
+        </w:rPr>
+        <w:t>Génesis</w:t>
+      </w:r>
+      <w:r>
+        <w:rPr>
+          <w:b/>
+          <w:lang w:val="es_ES" w:bidi="es_ES"/>
+        </w:rPr>
+        <w:t xml:space="preserve"> </w:t>
+      </w:r>
+      <w:r>
+        <w:rPr>
+          <w:lang w:val="es_ES" w:bidi="es_ES"/>
+        </w:rPr>
+        <w:t>21:12</w:t>
+      </w:r>
+      <w:r>
+        <w:rPr>
+          <w:lang w:val="es_ES" w:bidi="es_ES"/>
+        </w:rPr>
+        <w:t>). Si fuera útil en tu idioma, podrías usar una frase comparable que indique que Pablo está citando un texto importante. Traducción alternativa: “Pero Dios dice en las Escrituras,”</w:t>
       </w:r>
     </w:p>
     <w:p>
@@ -728,36 +723,24 @@
         </w:rPr>
         <w:t>Esta frase indica que lo que sigue en este versículo y el siguiente son citas de un libro del Antiguo Testamento (</w:t>
       </w:r>
-      <w:hyperlink r:id="rId14">
-        <w:r>
-          <w:rPr>
-            <w:lang w:val="es_ES" w:bidi="es_ES"/>
-          </w:rPr>
-          <w:rPr>
-            <w:color w:val="0000EE"/>
-            <w:u w:val="single"/>
-          </w:rPr>
-          <w:t>Oseas 2:23</w:t>
-        </w:r>
-      </w:hyperlink>
+      <w:r>
+        <w:rPr>
+          <w:lang w:val="es_ES" w:bidi="es_ES"/>
+        </w:rPr>
+        <w:t>Oseas 2:23</w:t>
+      </w:r>
       <w:r>
         <w:rPr>
           <w:lang w:val="es_ES" w:bidi="es_ES"/>
         </w:rPr>
         <w:t xml:space="preserve">; </w:t>
       </w:r>
-      <w:hyperlink r:id="rId15">
-        <w:r>
-          <w:rPr>
-            <w:lang w:val="es_ES" w:bidi="es_ES"/>
-          </w:rPr>
-          <w:rPr>
-            <w:color w:val="0000EE"/>
-            <w:u w:val="single"/>
-          </w:rPr>
-          <w:t>1:10</w:t>
-        </w:r>
-      </w:hyperlink>
+      <w:r>
+        <w:rPr>
+          <w:lang w:val="es_ES" w:bidi="es_ES"/>
+        </w:rPr>
+        <w:t>1:10</w:t>
+      </w:r>
       <w:r>
         <w:rPr>
           <w:lang w:val="es_ES" w:bidi="es_ES"/>
@@ -862,18 +845,12 @@
         </w:rPr>
         <w:t>Aquí Pablo utiliza esta pregunta para introducir una cita de un libro del Antiguo Testamento (</w:t>
       </w:r>
-      <w:hyperlink r:id="rId16">
-        <w:r>
-          <w:rPr>
-            <w:lang w:val="es_ES" w:bidi="es_ES"/>
-          </w:rPr>
-          <w:rPr>
-            <w:color w:val="0000EE"/>
-            <w:u w:val="single"/>
-          </w:rPr>
-          <w:t>1 Reyes 19:18</w:t>
-        </w:r>
-      </w:hyperlink>
+      <w:r>
+        <w:rPr>
+          <w:lang w:val="es_ES" w:bidi="es_ES"/>
+        </w:rPr>
+        <w:t>1 Reyes 19:18</w:t>
+      </w:r>
       <w:r>
         <w:rPr>
           <w:lang w:val="es_ES" w:bidi="es_ES"/>
@@ -1076,36 +1053,24 @@
         </w:rPr>
         <w:t xml:space="preserve">Si tu idioma no utiliza la forma pasiva de esta manera, puedes expresarlo en forma activa o de otra manera que sea natural en tu idioma. Si debes indicar quién realizó la acción, la cita es una paráfrasis de </w:t>
       </w:r>
-      <w:hyperlink r:id="rId17">
-        <w:r>
-          <w:rPr>
-            <w:lang w:val="es_ES" w:bidi="es_ES"/>
-          </w:rPr>
-          <w:rPr>
-            <w:color w:val="0000EE"/>
-            <w:u w:val="single"/>
-          </w:rPr>
-          <w:t>Isaías 29:10</w:t>
-        </w:r>
-      </w:hyperlink>
+      <w:r>
+        <w:rPr>
+          <w:lang w:val="es_ES" w:bidi="es_ES"/>
+        </w:rPr>
+        <w:t>Isaías 29:10</w:t>
+      </w:r>
       <w:r>
         <w:rPr>
           <w:lang w:val="es_ES" w:bidi="es_ES"/>
         </w:rPr>
         <w:t xml:space="preserve"> y </w:t>
       </w:r>
-      <w:hyperlink r:id="rId18">
-        <w:r>
-          <w:rPr>
-            <w:lang w:val="es_ES" w:bidi="es_ES"/>
-          </w:rPr>
-          <w:rPr>
-            <w:color w:val="0000EE"/>
-            <w:u w:val="single"/>
-          </w:rPr>
-          <w:t>Deuteronomio 29:4</w:t>
-        </w:r>
-      </w:hyperlink>
+      <w:r>
+        <w:rPr>
+          <w:lang w:val="es_ES" w:bidi="es_ES"/>
+        </w:rPr>
+        <w:t>Deuteronomio 29:4</w:t>
+      </w:r>
       <w:r>
         <w:rPr>
           <w:lang w:val="es_ES" w:bidi="es_ES"/>
@@ -1347,18 +1312,12 @@
         </w:rPr>
         <w:t xml:space="preserve"> son plurales y podrían referirse a: (1) cristianos no judíos, como en los versículos </w:t>
       </w:r>
-      <w:hyperlink r:id="rId19">
-        <w:r>
-          <w:rPr>
-            <w:lang w:val="es_ES" w:bidi="es_ES"/>
-          </w:rPr>
-          <w:rPr>
-            <w:color w:val="0000EE"/>
-            <w:u w:val="single"/>
-          </w:rPr>
-          <w:t>11:17–24</w:t>
-        </w:r>
-      </w:hyperlink>
+      <w:r>
+        <w:rPr>
+          <w:lang w:val="es_ES" w:bidi="es_ES"/>
+        </w:rPr>
+        <w:t>11:17–24</w:t>
+      </w:r>
       <w:r>
         <w:rPr>
           <w:lang w:val="es_ES" w:bidi="es_ES"/>
@@ -1463,36 +1422,24 @@
         </w:rPr>
         <w:t>Si tu idioma no utiliza la forma pasiva de esta manera, puedes expresarlo en forma activa o de otra manera que sea natural en tu idioma. Dado que Pablo se refiere a algo que Isaías escribió (</w:t>
       </w:r>
-      <w:hyperlink r:id="rId20">
-        <w:r>
-          <w:rPr>
-            <w:lang w:val="es_ES" w:bidi="es_ES"/>
-          </w:rPr>
-          <w:rPr>
-            <w:color w:val="0000EE"/>
-            <w:u w:val="single"/>
-          </w:rPr>
-          <w:t>Isaías 49:18</w:t>
-        </w:r>
-      </w:hyperlink>
+      <w:r>
+        <w:rPr>
+          <w:lang w:val="es_ES" w:bidi="es_ES"/>
+        </w:rPr>
+        <w:t>Isaías 49:18</w:t>
+      </w:r>
       <w:r>
         <w:rPr>
           <w:lang w:val="es_ES" w:bidi="es_ES"/>
         </w:rPr>
         <w:t xml:space="preserve"> y </w:t>
       </w:r>
-      <w:hyperlink r:id="rId21">
-        <w:r>
-          <w:rPr>
-            <w:lang w:val="es_ES" w:bidi="es_ES"/>
-          </w:rPr>
-          <w:rPr>
-            <w:color w:val="0000EE"/>
-            <w:u w:val="single"/>
-          </w:rPr>
-          <w:t>45:23</w:t>
-        </w:r>
-      </w:hyperlink>
+      <w:r>
+        <w:rPr>
+          <w:lang w:val="es_ES" w:bidi="es_ES"/>
+        </w:rPr>
+        <w:t>45:23</w:t>
+      </w:r>
       <w:r>
         <w:rPr>
           <w:lang w:val="es_ES" w:bidi="es_ES"/>
